--- a/resumes/GordyBakerSummary.docx
+++ b/resumes/GordyBakerSummary.docx
@@ -1,10 +1,11 @@
 
 <file path=word/document.xml><?xml version="1.0" encoding="utf-8"?>
-<w:document xmlns:wpc="http://schemas.microsoft.com/office/word/2010/wordprocessingCanvas" xmlns:cx="http://schemas.microsoft.com/office/drawing/2014/chartex" xmlns:cx1="http://schemas.microsoft.com/office/drawing/2015/9/8/chartex" xmlns:cx2="http://schemas.microsoft.com/office/drawing/2015/10/21/chartex" xmlns:cx3="http://schemas.microsoft.com/office/drawing/2016/5/9/chartex" xmlns:cx4="http://schemas.microsoft.com/office/drawing/2016/5/10/chartex" xmlns:cx5="http://schemas.microsoft.com/office/drawing/2016/5/11/chartex" xmlns:cx6="http://schemas.microsoft.com/office/drawing/2016/5/12/chartex" xmlns:cx7="http://schemas.microsoft.com/office/drawing/2016/5/13/chartex" xmlns:cx8="http://schemas.microsoft.com/office/drawing/2016/5/14/chartex" xmlns:mc="http://schemas.openxmlformats.org/markup-compatibility/2006" xmlns:aink="http://schemas.microsoft.com/office/drawing/2016/ink" xmlns:am3d="http://schemas.microsoft.com/office/drawing/2017/model3d" xmlns:o="urn:schemas-microsoft-com:office:office" xmlns:oel="http://schemas.microsoft.com/office/2019/extlst" xmlns:r="http://schemas.openxmlformats.org/officeDocument/2006/relationships" xmlns:m="http://schemas.openxmlformats.org/officeDocument/2006/math" xmlns:v="urn:schemas-microsoft-com:vml" xmlns:wp14="http://schemas.microsoft.com/office/word/2010/wordprocessingDrawing" xmlns:wp="http://schemas.openxmlformats.org/drawingml/2006/wordprocessingDrawing" xmlns:w10="urn:schemas-microsoft-com:office:word" xmlns:w="http://schemas.openxmlformats.org/wordprocessingml/2006/main" xmlns:w14="http://schemas.microsoft.com/office/word/2010/wordml" xmlns:w15="http://schemas.microsoft.com/office/word/2012/wordml" xmlns:w16cex="http://schemas.microsoft.com/office/word/2018/wordml/cex" xmlns:w16cid="http://schemas.microsoft.com/office/word/2016/wordml/cid" xmlns:w16="http://schemas.microsoft.com/office/word/2018/wordml" xmlns:w16du="http://schemas.microsoft.com/office/word/2023/wordml/word16du" xmlns:w16sdtdh="http://schemas.microsoft.com/office/word/2020/wordml/sdtdatahash" xmlns:w16sdtfl="http://schemas.microsoft.com/office/word/2024/wordml/sdtformatlock" xmlns:w16se="http://schemas.microsoft.com/office/word/2015/wordml/symex" xmlns:wpg="http://schemas.microsoft.com/office/word/2010/wordprocessingGroup" xmlns:wpi="http://schemas.microsoft.com/office/word/2010/wordprocessingInk" xmlns:wne="http://schemas.microsoft.com/office/word/2006/wordml" xmlns:wps="http://schemas.microsoft.com/office/word/2010/wordprocessingShape" mc:Ignorable="w14 w15 w16se w16cid w16 w16cex w16sdtdh w16sdtfl w16du wp14">
+<w:document xmlns:wpc="http://schemas.microsoft.com/office/word/2010/wordprocessingCanvas" xmlns:mc="http://schemas.openxmlformats.org/markup-compatibility/2006" xmlns:o="urn:schemas-microsoft-com:office:office" xmlns:r="http://schemas.openxmlformats.org/officeDocument/2006/relationships" xmlns:m="http://schemas.openxmlformats.org/officeDocument/2006/math" xmlns:v="urn:schemas-microsoft-com:vml" xmlns:wp14="http://schemas.microsoft.com/office/word/2010/wordprocessingDrawing" xmlns:wp="http://schemas.openxmlformats.org/drawingml/2006/wordprocessingDrawing" xmlns:w10="urn:schemas-microsoft-com:office:word" xmlns:w="http://schemas.openxmlformats.org/wordprocessingml/2006/main" xmlns:w14="http://schemas.microsoft.com/office/word/2010/wordml" xmlns:w15="http://schemas.microsoft.com/office/word/2012/wordml" xmlns:wpg="http://schemas.microsoft.com/office/word/2010/wordprocessingGroup" xmlns:wpi="http://schemas.microsoft.com/office/word/2010/wordprocessingInk" xmlns:wne="http://schemas.microsoft.com/office/word/2006/wordml" xmlns:wps="http://schemas.microsoft.com/office/word/2010/wordprocessingShape" mc:Ignorable="w14 w15 wp14">
   <w:body>
     <w:p>
       <w:pPr>
         <w:rPr>
+          <w:rFonts w:ascii="Times New Roman" w:hAnsi="Times New Roman" w:cs="Times New Roman"/>
           <w:b/>
           <w:bCs/>
           <w:sz w:val="28"/>
@@ -13,15 +14,29 @@
       </w:pPr>
       <w:r>
         <w:rPr>
-          <w:b/>
-          <w:bCs/>
-          <w:sz w:val="28"/>
-          <w:szCs w:val="28"/>
-        </w:rPr>
-        <w:t>RESUME FOR</w:t>
-      </w:r>
-      <w:r>
-        <w:rPr>
+          <w:rFonts w:ascii="Times New Roman" w:hAnsi="Times New Roman" w:cs="Times New Roman"/>
+          <w:b/>
+          <w:bCs/>
+          <w:sz w:val="28"/>
+          <w:szCs w:val="28"/>
+        </w:rPr>
+        <w:t>R</w:t>
+      </w:r>
+      <w:bookmarkStart w:id="0" w:name="_GoBack"/>
+      <w:bookmarkEnd w:id="0"/>
+      <w:r>
+        <w:rPr>
+          <w:rFonts w:ascii="Times New Roman" w:hAnsi="Times New Roman" w:cs="Times New Roman"/>
+          <w:b/>
+          <w:bCs/>
+          <w:sz w:val="28"/>
+          <w:szCs w:val="28"/>
+        </w:rPr>
+        <w:t>ESUME FOR</w:t>
+      </w:r>
+      <w:r>
+        <w:rPr>
+          <w:rFonts w:ascii="Times New Roman" w:hAnsi="Times New Roman" w:cs="Times New Roman"/>
           <w:b/>
           <w:bCs/>
           <w:sz w:val="28"/>
@@ -31,6 +46,7 @@
       </w:r>
       <w:r>
         <w:rPr>
+          <w:rFonts w:ascii="Times New Roman" w:hAnsi="Times New Roman" w:cs="Times New Roman"/>
           <w:sz w:val="28"/>
           <w:szCs w:val="28"/>
         </w:rPr>
@@ -38,6 +54,7 @@
       </w:r>
       <w:r>
         <w:rPr>
+          <w:rFonts w:ascii="Times New Roman" w:hAnsi="Times New Roman" w:cs="Times New Roman"/>
           <w:b/>
           <w:bCs/>
           <w:sz w:val="28"/>
@@ -49,6 +66,7 @@
     <w:p>
       <w:pPr>
         <w:rPr>
+          <w:rFonts w:ascii="Times New Roman" w:hAnsi="Times New Roman" w:cs="Times New Roman"/>
           <w:b/>
           <w:bCs/>
           <w:sz w:val="28"/>
@@ -59,6 +77,7 @@
     <w:p>
       <w:pPr>
         <w:rPr>
+          <w:rFonts w:ascii="Times New Roman" w:hAnsi="Times New Roman" w:cs="Times New Roman"/>
           <w:b/>
           <w:bCs/>
           <w:sz w:val="28"/>
@@ -67,6 +86,7 @@
       </w:pPr>
       <w:r>
         <w:rPr>
+          <w:rFonts w:ascii="Times New Roman" w:hAnsi="Times New Roman" w:cs="Times New Roman"/>
           <w:b/>
           <w:bCs/>
           <w:sz w:val="28"/>
@@ -76,6 +96,7 @@
       </w:r>
       <w:r>
         <w:rPr>
+          <w:rFonts w:ascii="Times New Roman" w:hAnsi="Times New Roman" w:cs="Times New Roman"/>
           <w:b/>
           <w:bCs/>
           <w:sz w:val="28"/>
@@ -85,6 +106,7 @@
       </w:r>
       <w:r>
         <w:rPr>
+          <w:rFonts w:ascii="Times New Roman" w:hAnsi="Times New Roman" w:cs="Times New Roman"/>
           <w:b/>
           <w:bCs/>
           <w:sz w:val="28"/>
@@ -94,6 +116,7 @@
       </w:r>
       <w:r>
         <w:rPr>
+          <w:rFonts w:ascii="Times New Roman" w:hAnsi="Times New Roman" w:cs="Times New Roman"/>
           <w:sz w:val="28"/>
           <w:szCs w:val="28"/>
         </w:rPr>
@@ -101,6 +124,7 @@
       </w:r>
       <w:r>
         <w:rPr>
+          <w:rFonts w:ascii="Times New Roman" w:hAnsi="Times New Roman" w:cs="Times New Roman"/>
           <w:b/>
           <w:bCs/>
           <w:sz w:val="28"/>
@@ -110,6 +134,7 @@
       </w:r>
       <w:r>
         <w:rPr>
+          <w:rFonts w:ascii="Times New Roman" w:hAnsi="Times New Roman" w:cs="Times New Roman"/>
           <w:b/>
           <w:bCs/>
           <w:sz w:val="28"/>
@@ -121,6 +146,7 @@
     <w:p>
       <w:pPr>
         <w:rPr>
+          <w:rFonts w:ascii="Times New Roman" w:hAnsi="Times New Roman" w:cs="Times New Roman"/>
           <w:sz w:val="28"/>
           <w:szCs w:val="28"/>
         </w:rPr>
@@ -129,12 +155,14 @@
     <w:p>
       <w:pPr>
         <w:rPr>
+          <w:rFonts w:ascii="Times New Roman" w:hAnsi="Times New Roman" w:cs="Times New Roman"/>
           <w:sz w:val="28"/>
           <w:szCs w:val="28"/>
         </w:rPr>
       </w:pPr>
       <w:r>
         <w:rPr>
+          <w:rFonts w:ascii="Times New Roman" w:hAnsi="Times New Roman" w:cs="Times New Roman"/>
           <w:b/>
           <w:bCs/>
           <w:sz w:val="28"/>
@@ -144,6 +172,7 @@
       </w:r>
       <w:r>
         <w:rPr>
+          <w:rFonts w:ascii="Times New Roman" w:hAnsi="Times New Roman" w:cs="Times New Roman"/>
           <w:b/>
           <w:bCs/>
           <w:sz w:val="28"/>
@@ -153,6 +182,7 @@
       </w:r>
       <w:r>
         <w:rPr>
+          <w:rFonts w:ascii="Times New Roman" w:hAnsi="Times New Roman" w:cs="Times New Roman"/>
           <w:b/>
           <w:bCs/>
           <w:sz w:val="28"/>
@@ -162,6 +192,7 @@
       </w:r>
       <w:r>
         <w:rPr>
+          <w:rFonts w:ascii="Times New Roman" w:hAnsi="Times New Roman" w:cs="Times New Roman"/>
           <w:sz w:val="28"/>
           <w:szCs w:val="28"/>
         </w:rPr>
@@ -171,6 +202,7 @@
     <w:p>
       <w:pPr>
         <w:rPr>
+          <w:rFonts w:ascii="Times New Roman" w:hAnsi="Times New Roman" w:cs="Times New Roman"/>
           <w:b/>
           <w:bCs/>
           <w:sz w:val="28"/>
@@ -181,6 +213,7 @@
     <w:p>
       <w:pPr>
         <w:rPr>
+          <w:rFonts w:ascii="Times New Roman" w:hAnsi="Times New Roman" w:cs="Times New Roman"/>
           <w:b/>
           <w:bCs/>
           <w:sz w:val="28"/>
@@ -189,6 +222,7 @@
       </w:pPr>
       <w:r>
         <w:rPr>
+          <w:rFonts w:ascii="Times New Roman" w:hAnsi="Times New Roman" w:cs="Times New Roman"/>
           <w:b/>
           <w:bCs/>
           <w:sz w:val="28"/>
@@ -198,6 +232,7 @@
       </w:r>
       <w:r>
         <w:rPr>
+          <w:rFonts w:ascii="Times New Roman" w:hAnsi="Times New Roman" w:cs="Times New Roman"/>
           <w:b/>
           <w:bCs/>
           <w:sz w:val="28"/>
@@ -207,6 +242,7 @@
       </w:r>
       <w:r>
         <w:rPr>
+          <w:rFonts w:ascii="Times New Roman" w:hAnsi="Times New Roman" w:cs="Times New Roman"/>
           <w:sz w:val="28"/>
           <w:szCs w:val="28"/>
         </w:rPr>
@@ -214,6 +250,7 @@
       </w:r>
       <w:r>
         <w:rPr>
+          <w:rFonts w:ascii="Times New Roman" w:hAnsi="Times New Roman" w:cs="Times New Roman"/>
           <w:sz w:val="28"/>
           <w:szCs w:val="28"/>
         </w:rPr>
@@ -221,6 +258,7 @@
       </w:r>
       <w:r>
         <w:rPr>
+          <w:rFonts w:ascii="Times New Roman" w:hAnsi="Times New Roman" w:cs="Times New Roman"/>
           <w:sz w:val="28"/>
           <w:szCs w:val="28"/>
         </w:rPr>
@@ -228,6 +266,7 @@
       </w:r>
       <w:r>
         <w:rPr>
+          <w:rFonts w:ascii="Times New Roman" w:hAnsi="Times New Roman" w:cs="Times New Roman"/>
           <w:sz w:val="28"/>
           <w:szCs w:val="28"/>
         </w:rPr>
@@ -235,6 +274,7 @@
       </w:r>
       <w:r>
         <w:rPr>
+          <w:rFonts w:ascii="Times New Roman" w:hAnsi="Times New Roman" w:cs="Times New Roman"/>
           <w:sz w:val="28"/>
           <w:szCs w:val="28"/>
         </w:rPr>
@@ -242,6 +282,7 @@
       </w:r>
       <w:r>
         <w:rPr>
+          <w:rFonts w:ascii="Times New Roman" w:hAnsi="Times New Roman" w:cs="Times New Roman"/>
           <w:sz w:val="28"/>
           <w:szCs w:val="28"/>
         </w:rPr>
@@ -249,6 +290,7 @@
       </w:r>
       <w:r>
         <w:rPr>
+          <w:rFonts w:ascii="Times New Roman" w:hAnsi="Times New Roman" w:cs="Times New Roman"/>
           <w:sz w:val="28"/>
           <w:szCs w:val="28"/>
         </w:rPr>
@@ -256,6 +298,7 @@
       </w:r>
       <w:r>
         <w:rPr>
+          <w:rFonts w:ascii="Times New Roman" w:hAnsi="Times New Roman" w:cs="Times New Roman"/>
           <w:sz w:val="28"/>
           <w:szCs w:val="28"/>
         </w:rPr>
@@ -263,6 +306,7 @@
       </w:r>
       <w:r>
         <w:rPr>
+          <w:rFonts w:ascii="Times New Roman" w:hAnsi="Times New Roman" w:cs="Times New Roman"/>
           <w:sz w:val="28"/>
           <w:szCs w:val="28"/>
         </w:rPr>
@@ -270,6 +314,7 @@
       </w:r>
       <w:r>
         <w:rPr>
+          <w:rFonts w:ascii="Times New Roman" w:hAnsi="Times New Roman" w:cs="Times New Roman"/>
           <w:sz w:val="28"/>
           <w:szCs w:val="28"/>
         </w:rPr>
@@ -277,6 +322,7 @@
       </w:r>
       <w:r>
         <w:rPr>
+          <w:rFonts w:ascii="Times New Roman" w:hAnsi="Times New Roman" w:cs="Times New Roman"/>
           <w:b/>
           <w:bCs/>
           <w:sz w:val="28"/>
@@ -288,6 +334,7 @@
     <w:p>
       <w:pPr>
         <w:rPr>
+          <w:rFonts w:ascii="Times New Roman" w:hAnsi="Times New Roman" w:cs="Times New Roman"/>
           <w:b/>
           <w:bCs/>
           <w:sz w:val="28"/>
@@ -298,6 +345,7 @@
     <w:p>
       <w:pPr>
         <w:rPr>
+          <w:rFonts w:ascii="Times New Roman" w:hAnsi="Times New Roman" w:cs="Times New Roman"/>
           <w:b/>
           <w:bCs/>
           <w:sz w:val="28"/>
@@ -306,6 +354,7 @@
       </w:pPr>
       <w:r>
         <w:rPr>
+          <w:rFonts w:ascii="Times New Roman" w:hAnsi="Times New Roman" w:cs="Times New Roman"/>
           <w:b/>
           <w:bCs/>
           <w:sz w:val="28"/>
@@ -315,6 +364,7 @@
       </w:r>
       <w:r>
         <w:rPr>
+          <w:rFonts w:ascii="Times New Roman" w:hAnsi="Times New Roman" w:cs="Times New Roman"/>
           <w:b/>
           <w:bCs/>
           <w:sz w:val="28"/>
@@ -324,6 +374,7 @@
       </w:r>
       <w:r>
         <w:rPr>
+          <w:rFonts w:ascii="Times New Roman" w:hAnsi="Times New Roman" w:cs="Times New Roman"/>
           <w:sz w:val="28"/>
           <w:szCs w:val="28"/>
         </w:rPr>
@@ -331,6 +382,7 @@
       </w:r>
       <w:r>
         <w:rPr>
+          <w:rFonts w:ascii="Times New Roman" w:hAnsi="Times New Roman" w:cs="Times New Roman"/>
           <w:sz w:val="28"/>
           <w:szCs w:val="28"/>
           <w:vertAlign w:val="superscript"/>
@@ -339,6 +391,7 @@
       </w:r>
       <w:r>
         <w:rPr>
+          <w:rFonts w:ascii="Times New Roman" w:hAnsi="Times New Roman" w:cs="Times New Roman"/>
           <w:sz w:val="28"/>
           <w:szCs w:val="28"/>
         </w:rPr>
@@ -346,6 +399,7 @@
       </w:r>
       <w:r>
         <w:rPr>
+          <w:rFonts w:ascii="Times New Roman" w:hAnsi="Times New Roman" w:cs="Times New Roman"/>
           <w:sz w:val="28"/>
           <w:szCs w:val="28"/>
         </w:rPr>
@@ -353,6 +407,7 @@
       </w:r>
       <w:r>
         <w:rPr>
+          <w:rFonts w:ascii="Times New Roman" w:hAnsi="Times New Roman" w:cs="Times New Roman"/>
           <w:sz w:val="28"/>
           <w:szCs w:val="28"/>
         </w:rPr>
@@ -360,6 +415,7 @@
       </w:r>
       <w:r>
         <w:rPr>
+          <w:rFonts w:ascii="Times New Roman" w:hAnsi="Times New Roman" w:cs="Times New Roman"/>
           <w:sz w:val="28"/>
           <w:szCs w:val="28"/>
         </w:rPr>
@@ -369,6 +425,7 @@
     <w:p>
       <w:pPr>
         <w:rPr>
+          <w:rFonts w:ascii="Times New Roman" w:hAnsi="Times New Roman" w:cs="Times New Roman"/>
           <w:b/>
           <w:bCs/>
           <w:sz w:val="28"/>
@@ -379,12 +436,14 @@
     <w:p>
       <w:pPr>
         <w:rPr>
+          <w:rFonts w:ascii="Times New Roman" w:hAnsi="Times New Roman" w:cs="Times New Roman"/>
           <w:sz w:val="28"/>
           <w:szCs w:val="28"/>
         </w:rPr>
       </w:pPr>
       <w:r>
         <w:rPr>
+          <w:rFonts w:ascii="Times New Roman" w:hAnsi="Times New Roman" w:cs="Times New Roman"/>
           <w:b/>
           <w:bCs/>
           <w:sz w:val="28"/>
@@ -394,6 +453,7 @@
       </w:r>
       <w:r>
         <w:rPr>
+          <w:rFonts w:ascii="Times New Roman" w:hAnsi="Times New Roman" w:cs="Times New Roman"/>
           <w:b/>
           <w:bCs/>
           <w:sz w:val="28"/>
@@ -403,6 +463,7 @@
       </w:r>
       <w:r>
         <w:rPr>
+          <w:rFonts w:ascii="Times New Roman" w:hAnsi="Times New Roman" w:cs="Times New Roman"/>
           <w:sz w:val="28"/>
           <w:szCs w:val="28"/>
         </w:rPr>
@@ -410,6 +471,7 @@
       </w:r>
       <w:r>
         <w:rPr>
+          <w:rFonts w:ascii="Times New Roman" w:hAnsi="Times New Roman" w:cs="Times New Roman"/>
           <w:sz w:val="28"/>
           <w:szCs w:val="28"/>
         </w:rPr>
@@ -417,6 +479,7 @@
       </w:r>
       <w:r>
         <w:rPr>
+          <w:rFonts w:ascii="Times New Roman" w:hAnsi="Times New Roman" w:cs="Times New Roman"/>
           <w:sz w:val="28"/>
           <w:szCs w:val="28"/>
         </w:rPr>
@@ -424,6 +487,7 @@
       </w:r>
       <w:r>
         <w:rPr>
+          <w:rFonts w:ascii="Times New Roman" w:hAnsi="Times New Roman" w:cs="Times New Roman"/>
           <w:sz w:val="28"/>
           <w:szCs w:val="28"/>
         </w:rPr>
@@ -431,6 +495,7 @@
       </w:r>
       <w:r>
         <w:rPr>
+          <w:rFonts w:ascii="Times New Roman" w:hAnsi="Times New Roman" w:cs="Times New Roman"/>
           <w:sz w:val="28"/>
           <w:szCs w:val="28"/>
         </w:rPr>
@@ -440,6 +505,7 @@
     <w:p>
       <w:pPr>
         <w:rPr>
+          <w:rFonts w:ascii="Times New Roman" w:hAnsi="Times New Roman" w:cs="Times New Roman"/>
           <w:b/>
           <w:bCs/>
           <w:sz w:val="28"/>
@@ -450,12 +516,14 @@
     <w:p>
       <w:pPr>
         <w:rPr>
+          <w:rFonts w:ascii="Times New Roman" w:hAnsi="Times New Roman" w:cs="Times New Roman"/>
           <w:sz w:val="28"/>
           <w:szCs w:val="28"/>
         </w:rPr>
       </w:pPr>
       <w:r>
         <w:rPr>
+          <w:rFonts w:ascii="Times New Roman" w:hAnsi="Times New Roman" w:cs="Times New Roman"/>
           <w:b/>
           <w:bCs/>
           <w:sz w:val="28"/>
@@ -465,6 +533,7 @@
       </w:r>
       <w:r>
         <w:rPr>
+          <w:rFonts w:ascii="Times New Roman" w:hAnsi="Times New Roman" w:cs="Times New Roman"/>
           <w:sz w:val="28"/>
           <w:szCs w:val="28"/>
         </w:rPr>
@@ -472,6 +541,7 @@
       </w:r>
       <w:r>
         <w:rPr>
+          <w:rFonts w:ascii="Times New Roman" w:hAnsi="Times New Roman" w:cs="Times New Roman"/>
           <w:sz w:val="28"/>
           <w:szCs w:val="28"/>
         </w:rPr>
@@ -479,6 +549,7 @@
       </w:r>
       <w:r>
         <w:rPr>
+          <w:rFonts w:ascii="Times New Roman" w:hAnsi="Times New Roman" w:cs="Times New Roman"/>
           <w:sz w:val="28"/>
           <w:szCs w:val="28"/>
         </w:rPr>
@@ -486,6 +557,7 @@
       </w:r>
       <w:r>
         <w:rPr>
+          <w:rFonts w:ascii="Times New Roman" w:hAnsi="Times New Roman" w:cs="Times New Roman"/>
           <w:sz w:val="28"/>
           <w:szCs w:val="28"/>
         </w:rPr>
@@ -493,6 +565,7 @@
       </w:r>
       <w:r>
         <w:rPr>
+          <w:rFonts w:ascii="Times New Roman" w:hAnsi="Times New Roman" w:cs="Times New Roman"/>
           <w:sz w:val="28"/>
           <w:szCs w:val="28"/>
         </w:rPr>
@@ -500,6 +573,7 @@
       </w:r>
       <w:r>
         <w:rPr>
+          <w:rFonts w:ascii="Times New Roman" w:hAnsi="Times New Roman" w:cs="Times New Roman"/>
           <w:sz w:val="28"/>
           <w:szCs w:val="28"/>
         </w:rPr>
@@ -507,6 +581,7 @@
       </w:r>
       <w:r>
         <w:rPr>
+          <w:rFonts w:ascii="Times New Roman" w:hAnsi="Times New Roman" w:cs="Times New Roman"/>
           <w:sz w:val="28"/>
           <w:szCs w:val="28"/>
         </w:rPr>
@@ -514,6 +589,7 @@
       </w:r>
       <w:r>
         <w:rPr>
+          <w:rFonts w:ascii="Times New Roman" w:hAnsi="Times New Roman" w:cs="Times New Roman"/>
           <w:sz w:val="28"/>
           <w:szCs w:val="28"/>
         </w:rPr>
@@ -521,6 +597,7 @@
       </w:r>
       <w:r>
         <w:rPr>
+          <w:rFonts w:ascii="Times New Roman" w:hAnsi="Times New Roman" w:cs="Times New Roman"/>
           <w:sz w:val="28"/>
           <w:szCs w:val="28"/>
         </w:rPr>
@@ -528,6 +605,7 @@
       </w:r>
       <w:r>
         <w:rPr>
+          <w:rFonts w:ascii="Times New Roman" w:hAnsi="Times New Roman" w:cs="Times New Roman"/>
           <w:b/>
           <w:bCs/>
           <w:sz w:val="28"/>
@@ -537,6 +615,7 @@
       </w:r>
       <w:r>
         <w:rPr>
+          <w:rFonts w:ascii="Times New Roman" w:hAnsi="Times New Roman" w:cs="Times New Roman"/>
           <w:sz w:val="28"/>
           <w:szCs w:val="28"/>
         </w:rPr>
@@ -546,6 +625,7 @@
     <w:p>
       <w:pPr>
         <w:rPr>
+          <w:rFonts w:ascii="Times New Roman" w:hAnsi="Times New Roman" w:cs="Times New Roman"/>
           <w:b/>
           <w:bCs/>
           <w:sz w:val="28"/>
@@ -564,7 +644,7 @@
 </file>
 
 <file path=word/styles.xml><?xml version="1.0" encoding="utf-8"?>
-<w:styles xmlns:mc="http://schemas.openxmlformats.org/markup-compatibility/2006" xmlns:r="http://schemas.openxmlformats.org/officeDocument/2006/relationships" xmlns:w="http://schemas.openxmlformats.org/wordprocessingml/2006/main" xmlns:w14="http://schemas.microsoft.com/office/word/2010/wordml" xmlns:w15="http://schemas.microsoft.com/office/word/2012/wordml" xmlns:w16cex="http://schemas.microsoft.com/office/word/2018/wordml/cex" xmlns:w16cid="http://schemas.microsoft.com/office/word/2016/wordml/cid" xmlns:w16="http://schemas.microsoft.com/office/word/2018/wordml" xmlns:w16du="http://schemas.microsoft.com/office/word/2023/wordml/word16du" xmlns:w16sdtdh="http://schemas.microsoft.com/office/word/2020/wordml/sdtdatahash" xmlns:w16sdtfl="http://schemas.microsoft.com/office/word/2024/wordml/sdtformatlock" xmlns:w16se="http://schemas.microsoft.com/office/word/2015/wordml/symex" mc:Ignorable="w14 w15 w16se w16cid w16 w16cex w16sdtdh w16sdtfl w16du">
+<w:styles xmlns:mc="http://schemas.openxmlformats.org/markup-compatibility/2006" xmlns:r="http://schemas.openxmlformats.org/officeDocument/2006/relationships" xmlns:w="http://schemas.openxmlformats.org/wordprocessingml/2006/main" xmlns:w14="http://schemas.microsoft.com/office/word/2010/wordml" xmlns:w15="http://schemas.microsoft.com/office/word/2012/wordml" mc:Ignorable="w14 w15">
   <w:docDefaults>
     <w:rPrDefault>
       <w:rPr>
@@ -582,7 +662,7 @@
       </w:pPr>
     </w:pPrDefault>
   </w:docDefaults>
-  <w:latentStyles w:defLockedState="0" w:defUIPriority="99" w:defSemiHidden="0" w:defUnhideWhenUsed="0" w:defQFormat="0" w:count="376">
+  <w:latentStyles w:defLockedState="0" w:defUIPriority="99" w:defSemiHidden="0" w:defUnhideWhenUsed="0" w:defQFormat="0" w:count="371">
     <w:lsdException w:name="Normal" w:uiPriority="0" w:qFormat="1"/>
     <w:lsdException w:name="heading 1" w:uiPriority="9" w:qFormat="1"/>
     <w:lsdException w:name="heading 2" w:semiHidden="1" w:uiPriority="9" w:unhideWhenUsed="1" w:qFormat="1"/>
@@ -954,11 +1034,6 @@
     <w:lsdException w:name="List Table 5 Dark Accent 6" w:uiPriority="50"/>
     <w:lsdException w:name="List Table 6 Colorful Accent 6" w:uiPriority="51"/>
     <w:lsdException w:name="List Table 7 Colorful Accent 6" w:uiPriority="52"/>
-    <w:lsdException w:name="Mention" w:semiHidden="1" w:unhideWhenUsed="1"/>
-    <w:lsdException w:name="Smart Hyperlink" w:semiHidden="1" w:unhideWhenUsed="1"/>
-    <w:lsdException w:name="Hashtag" w:semiHidden="1" w:unhideWhenUsed="1"/>
-    <w:lsdException w:name="Unresolved Mention" w:semiHidden="1" w:unhideWhenUsed="1"/>
-    <w:lsdException w:name="Smart Link" w:semiHidden="1" w:unhideWhenUsed="1"/>
   </w:latentStyles>
   <w:style w:type="paragraph" w:default="1" w:styleId="Normal">
     <w:name w:val="Normal"/>

--- a/resumes/GordyBakerSummary.docx
+++ b/resumes/GordyBakerSummary.docx
@@ -20,37 +20,35 @@
           <w:sz w:val="28"/>
           <w:szCs w:val="28"/>
         </w:rPr>
-        <w:t>R</w:t>
+        <w:t>RESUME FOR</w:t>
+      </w:r>
+      <w:r>
+        <w:rPr>
+          <w:rFonts w:ascii="Times New Roman" w:hAnsi="Times New Roman" w:cs="Times New Roman"/>
+          <w:b/>
+          <w:bCs/>
+          <w:sz w:val="28"/>
+          <w:szCs w:val="28"/>
+        </w:rPr>
+        <w:t xml:space="preserve"> </w:t>
+      </w:r>
+      <w:r>
+        <w:rPr>
+          <w:rFonts w:ascii="Times New Roman" w:hAnsi="Times New Roman" w:cs="Times New Roman"/>
+          <w:sz w:val="28"/>
+          <w:szCs w:val="28"/>
+        </w:rPr>
+        <w:t>Gordy Bake</w:t>
       </w:r>
       <w:bookmarkStart w:id="0" w:name="_GoBack"/>
       <w:bookmarkEnd w:id="0"/>
       <w:r>
         <w:rPr>
           <w:rFonts w:ascii="Times New Roman" w:hAnsi="Times New Roman" w:cs="Times New Roman"/>
-          <w:b/>
-          <w:bCs/>
-          <w:sz w:val="28"/>
-          <w:szCs w:val="28"/>
-        </w:rPr>
-        <w:t>ESUME FOR</w:t>
-      </w:r>
-      <w:r>
-        <w:rPr>
-          <w:rFonts w:ascii="Times New Roman" w:hAnsi="Times New Roman" w:cs="Times New Roman"/>
-          <w:b/>
-          <w:bCs/>
-          <w:sz w:val="28"/>
-          <w:szCs w:val="28"/>
-        </w:rPr>
-        <w:t xml:space="preserve"> </w:t>
-      </w:r>
-      <w:r>
-        <w:rPr>
-          <w:rFonts w:ascii="Times New Roman" w:hAnsi="Times New Roman" w:cs="Times New Roman"/>
-          <w:sz w:val="28"/>
-          <w:szCs w:val="28"/>
-        </w:rPr>
-        <w:t>Gordy Baker</w:t>
+          <w:sz w:val="28"/>
+          <w:szCs w:val="28"/>
+        </w:rPr>
+        <w:t>r</w:t>
       </w:r>
       <w:r>
         <w:rPr>
